--- a/zht/docx/02.content.docx
+++ b/zht/docx/02.content.docx
@@ -11,6 +11,15 @@
         <w:pStyle w:val="Heading2"/>
       </w:pPr>
       <w:r>
+        <w:t>Resource: 研讀筆記 (Tyndale)</w:t>
+      </w:r>
+      <w:r/>
+    </w:p>
+    <w:p>
+      <w:pPr>
+        <w:pStyle w:val="Heading2"/>
+      </w:pPr>
+      <w:r>
         <w:t>License Information</w:t>
       </w:r>
       <w:r/>
@@ -21,7 +30,7 @@
         <w:rPr>
           <w:b/>
         </w:rPr>
-        <w:t>Study Notes (Tyndale)</w:t>
+        <w:t>研讀筆記 (Tyndale)</w:t>
       </w:r>
       <w:r>
         <w:t xml:space="preserve"> (Chinese (Traditional)) is based on</w:t>
@@ -74,7 +83,7 @@
         <w:pStyle w:val="Heading1"/>
       </w:pPr>
       <w:r>
-        <w:t>Study Notes (Tyndale)</w:t>
+        <w:t>研讀筆記 (Tyndale)</w:t>
       </w:r>
     </w:p>
     <w:p>
@@ -83,6 +92,50 @@
           <w:headerReference w:type="even" r:id="rId8"/>
           <w:headerReference w:type="default" r:id="rId9"/>
           <w:footerReference w:type="default" r:id="rId10"/>
+          <w:footnotePr>
+            <w:numRestart w:val="eachSect"/>
+          </w:footnotePr>
+          <w:type w:val="continuous"/>
+          <w:pgSz w:w="12240" w:h="15840" w:code="1"/>
+          <w:pgMar w:top="1440" w:right="1440" w:bottom="1440" w:left="1440" w:header="504" w:footer="504" w:gutter="0"/>
+          <w:cols w:space="708"/>
+          <w:titlePg/>
+          <w:docGrid w:linePitch="360"/>
+        </w:sectPr>
+      </w:pPr>
+    </w:p>
+    <w:p>
+      <w:r/>
+    </w:p>
+    <w:p>
+      <w:pPr>
+        <w:pStyle w:val="Heading2"/>
+      </w:pPr>
+      <w:r>
+        <w:t>EXO</w:t>
+      </w:r>
+      <w:r/>
+    </w:p>
+    <w:p>
+      <w:r/>
+      <w:r>
+        <w:rPr>
+          <w:i/>
+        </w:rPr>
+        <w:t>出埃及記 1:1, 出埃及記 1:1–22, 出埃及記 1:2–4, 出埃及記 1:5, 出埃及記 1:6–7, 出埃及記 1:8–10, 出埃及記 1:10, 出埃及記 1:11, 出埃及記 1:12, 出埃及記 1:14, 出埃及記 1:15, 出埃及記 1:16, 出埃及記 1:17, 出埃及記 1:19, 出埃及記 1:20–21, 出埃及記 2:1, 出埃及記 2:1–25, 出埃及記 2:2, 出埃及記 2:3, 出埃及記 2:5–6, 出埃及記 2:7–9, 出埃及記 2:10, 出埃及記 2:11–12, 出埃及記 2:11–15, 出埃及記 2:13, 出埃及記 2:14, 出埃及記 2:15, 出埃及記 2:16, 出埃及記 2:16–25, 出埃及記 2:17, 出埃及記 2:18–20, 出埃及記 2:24–25, 出埃及記 3:1, 出埃及記 3:1–10, 出埃及記 3:1–4:28, 出埃及記 3:2, 出埃及記 3:4, 出埃及記 3:5, 出埃及記 3:6, 出埃及記 3:7, 出埃及記 3:8, 出埃及記 3:10, 出埃及記 3:11–12, 出埃及記 3:11–4:17, 出埃及記 3:12, 出埃及記 3:13–22, 出埃及記 3:14, 出埃及記 3:15, 出埃及記 3:16–17, 出埃及記 3:18, 出埃及記 3:19, 出埃及記 3:20–21, 出埃及記 4:1–9, 出埃及記 4:3, 出埃及記 4:6, 出埃及記 4:9, 出埃及記 4:10–17, 出埃及記 4:11, 出埃及記 4:13, 出埃及記 4:14–17, 出埃及記 4:18, 出埃及記 4:20, 出埃及記 4:21–23, 出埃及記 4:24–26, 出埃及記 4:25, 出埃及記 4:27, 出埃及記 4:29–7:7, 出埃及記 4:31, 出埃及記 5:1, 出埃及記 5:1–14, 出埃及記 5:2, 出埃及記 5:3, 出埃及記 5:4–5, 出埃及記 5:6–14, 出埃及記 5:7, 出埃及記 5:22, 出埃及記 5:22–23, 出埃及記 6:1, 出埃及記 6:1–13, 出埃及記 6:2–3, 出埃及記 6:2–8, 出埃及記 6:7, 出埃及記 6:9, 出埃及記 6:10–13, 出埃及記 6:14–16, 出埃及記 6:14–30, 出埃及記 6:16–20, 出埃及記 6:18, 出埃及記 6:20–25, 出埃及記 7:1–7, 出埃及記 7:3, 出埃及記 7:5, 出埃及記 7:7, 出埃及記 7:8–11.10, 出埃及記 7:8–12.30, 出埃及記 7:9, 出埃及記 7:11, 出埃及記 7:14, 出埃及記 7:14–25, 出埃及記 7:22, 出埃及記 8:1–15, 出埃及記 8:7–8, 出埃及記 8:9, 出埃及記 8:10, 出埃及記 8:13, 出埃及記 8:16–19, 出埃及記 8:19, 出埃及記 8:20–32, 出埃及記 8:25, 出埃及記 8:26–27, 出埃及記 8:29–30, 出埃及記 9:1–7, 出埃及記 9:3, 出埃及記 9:5–6, 出埃及記 9:8–12, 出埃及記 9:12, 出埃及記 9:13–33, 出埃及記 9:14–17, 出埃及記 9:16, 出埃及記 9:20–21, 出埃及記 9:26, 出埃及記 9:27, 出埃及記 9:29, 出埃及記 10:1–20, 出埃及記 10:2, 出埃及記 10:4, 出埃及記 10:7–11, 出埃及記 10:13, 出埃及記 10:13–15, 出埃及記 10:17, 出埃及記 10:21–29, 出埃及記 10:24, 出埃及記 10:25–26, 出埃及記 10:27–29, 出埃及記 11:1–9, 出埃及記 11:3, 出埃及記 11:5, 出埃及記 11:7, 出埃及記 11:8, 出埃及記 12:1–30, 出埃及記 12:2, 出埃及記 12:5, 出埃及記 12:6, 出埃及記 12:7, 出埃及記 12:10, 出埃及記 12:11, 出埃及記 12:12, 出埃及記 12:14, 出埃及記 12:15, 出埃及記 12:22, 出埃及記 12:25, 出埃及記 12:26–27, 出埃及記 12:28–30, 出埃及記 12:31–33, 出埃及記 12:31–14.31, 出埃及記 12:35, 出埃及記 12:37, 出埃及記 12:38, 出埃及記 12:40, 出埃及記 12:43–50, 出埃及記 12:46, 出埃及記 12:51, 出埃及記 13:1–10, 出埃及記 13:1–16, 出埃及記 13:5, 出埃及記 13:9, 出埃及記 13:13, 出埃及記 13:16, 出埃及記 13:17–18, 出埃及記 13:17–14:4, 出埃及記 13:18, 出埃及記 13:19, 出埃及記 13:20, 出埃及記 13:21, 出埃及記 14:2, 出埃及記 14:4, 出埃及記 14:5–14, 出埃及記 14:6–7, 出埃及記 14:9, 出埃及記 14:10–12, 出埃及記 14:13–14, 出埃及記 14:15–31, 出埃及記 14:17, 出埃及記 14:19–25, 出埃及記 14:22, 出埃及記 14:25, 出埃及記 14:31, 出埃及記 15:1, 出埃及記 15:1–5, 出埃及記 15:1–18, 出埃及記 15:2, 出埃及記 15:3, 出埃及記 15:6, 出埃及記 15:6–12, 出埃及記 15:8, 出埃及記 15:9–10, 出埃及記 15:11, 出埃及記 15:13, 出埃及記 15:13–18, 出埃及記 15:14–15, 出埃及記 15:17, 出埃及記 15:19–21, 出埃及記 15:22–27, 出埃及記 15:22–18:27, 出埃及記 15:23, 出埃及記 15:24, 出埃及記 15:25, 出埃及記 15:26, 出埃及記 16:1–36, 出埃及記 16:2, 出埃及記 16:3, 出埃及記 16:4–5, 出埃及記 16:7, 出埃及記 16:15, 出埃及記 16:19–20, 出埃及記 16:21–30, 出埃及記 16:32–36, 出埃及記 16:35, 出埃及記 17:1, 出埃及記 17:2, 出埃及記 17:3, 出埃及記 17:6, 出埃及記 17:8, 出埃及記 17:8–16, 出埃及記 17:9, 出埃及記 17:9–13, 出埃及記 17:14–16, 出埃及記 17:15, 出埃及記 17:16, 出埃及記 18:1–12, 出埃及記 18:7, 出埃及記 18:13–16, 出埃及記 18:13–27, 出埃及記 18:17–18, 出埃及記 18:19–22, 出埃及記 19:1, 出埃及記 19:1–9, 出埃及記 19:2, 出埃及記 19:3, 出埃及記 19:5–6, 出埃及記 19:7–8, 出埃及記 19:9, 出埃及記 19:10–15, 出埃及記 19:16–25, 出埃及記 19:21–25, 出埃及記 20:1, 出埃及記 20:1–17, 出埃及記 20:1–23:33, 出埃及記 20:2, 出埃及記 20:3, 出埃及記 20:3–11, 出埃及記 20:3–17, 出埃及記 20:4, 出埃及記 20:5–6, 出埃及記 20:7, 出埃及記 20:8–11, 出埃及記 20:11, 出埃及記 20:12, 出埃及記 20:12–17, 出埃及記 20:13, 出埃及記 20:14, 出埃及記 20:15, 出埃及記 20:16, 出埃及記 20:17, 出埃及記 20:18–21, 出埃及記 20:18–26, 出埃及記 20:22–26, 出埃及記 21:1–11, 出埃及記 21:1–23.19, 出埃及記 21:1–23.33, 出埃及記 21:2, 出埃及記 21:3, 出埃及記 21:4–6, 出埃及記 21:7–9, 出埃及記 21:12–17, 出埃及記 21:14, 出埃及記 21:17, 出埃及記 21:18–27, 出埃及記 21:22–25, 出埃及記 21:28–32, 出埃及記 21:33–22:15, 出埃及記 22:16–31, 出埃及記 22:18, 出埃及記 22:20, 出埃及記 22:21, 出埃及記 22:22–23, 出埃及記 22:25–27, 出埃及記 22:30, 出埃及記 22:31, 出埃及記 23:1–3, 出埃及記 23:1–9, 出埃及記 23:7, 出埃及記 23:10–12, 出埃及記 23:14–17, 出埃及記 23:15, 出埃及記 23:16, 出埃及記 23:18, 出埃及記 23:19, 出埃及記 23:20–23, 出埃及記 23:20–33, 出埃及記 23:24, 出埃及記 23:26, 出埃及記 23:29–31, 出埃及記 23:31, 出埃及記 23:33, 出埃及記 24:1–2, 出埃及記 24:1–18, 出埃及記 24:3, 出埃及記 24:4, 出埃及記 24:6, 出埃及記 24:7, 出埃及記 24:8, 出埃及記 24:10, 出埃及記 24:11, 出埃及記 24:12, 出埃及記 24:17, 出埃及記 25:1–27.19, 出埃及記 25:1–40.38, 出埃及記 25:2, 出埃及記 25:8, 出埃及記 25:9, 出埃及記 25:10–22, 出埃及記 25:12–15, 出埃及記 25:17, 出埃及記 25:18, 出埃及記 25:22, 出埃及記 25:23–30, 出埃及記 25:29, 出埃及記 25:31–39, 出埃及記 26:1–37, 出埃及記 26:2–6, 出埃及記 26:9, 出埃及記 26:15, 出埃及記 26:19, 出埃及記 26:31, 出埃及記 26:33, 出埃及記 26:36–37, 出埃及記 27:1–8, 出埃及記 27:1–19, 出埃及記 27:2, 出埃及記 27:5, 出埃及記 27:9–19, 出埃及記 27:16, 出埃及記 27:19, 出埃及記 27:20–21, 出埃及記 27:20–30.38, 出埃及記 27:21, 出埃及記 28:1–2, 出埃及記 28:1–43, 出埃及記 28:6–14, 出埃及記 28:12, 出埃及記 28:15–30, 出埃及記 28:29, 出埃及記 28:30, 出埃及記 28:31–35, 出埃及記 28:36–38, 出埃及記 28:39, 出埃及記 28:42–43, 出埃及記 29:1, 出埃及記 29:1–37, 出埃及記 29:4, 出埃及記 29:7, 出埃及記 29:9, 出埃及記 29:10–34, 出埃及記 29:13, 出埃及記 29:14, 出埃及記 29:15–18, 出埃及記 29:18, 出埃及記 29:19–28, 出埃及記 29:20–21, 出埃及記 29:30, 出埃及記 29:31, 出埃及記 29:32–34, 出埃及記 29:33, 出埃及記 29:37, 出埃及記 29:38–41, 出埃及記 29:42–46, 出埃及記 29:46, 出埃及記 30:1–10, 出埃及記 30:6, 出埃及記 30:12, 出埃及記 30:17–21, 出埃及記 30:22–38, 出埃及記 30:33, 出埃及記 31:1–11, 出埃及記 31:3, 出埃及記 31:6, 出埃及記 31:11, 出埃及記 31:12–18, 出埃及記 31:14–15, 出埃及記 31:18, 出埃及記 32:1, 出埃及記 32:1–6, 出埃及記 32:1–35, 出埃及記 32:2–4, 出埃及記 32:4, 出埃及記 32:5, 出埃及記 32:6, 出埃及記 32:7, 出埃及記 32:9–10, 出埃及記 32:10, 出埃及記 32:11–13, 出埃及記 32:14, 出埃及記 32:15–29, 出埃及記 32:16, 出埃及記 32:19, 出埃及記 32:20, 出埃及記 32:21–25, 出埃及記 32:25, 出埃及記 32:26–29, 出埃及記 32:30–35, 出埃及記 32:32, 出埃及記 32:33, 出埃及記 32:34, 出埃及記 33:1–6, 出埃及記 33:2–3, 出埃及記 33:3, 出埃及記 33:4–6, 出埃及記 33:7, 出埃及記 33:7–11, 出埃及記 33:8–11, 出埃及記 33:11, 出埃及記 33:12, 出埃及記 33:12–23, 出埃及記 33:13, 出埃及記 33:14, 出埃及記 33:15–16, 出埃及記 33:17, 出埃及記 33:18, 出埃及記 33:19, 出埃及記 33:20–23, 出埃及記 34:1–3, 出埃及記 34:1–35, 出埃及記 34:5–6, 出埃及記 34:5–9, 出埃及記 34:6, 出埃及記 34:7, 出埃及記 34:8–9, 出埃及記 34:10–11, 出埃及記 34:10–26, 出埃及記 34:12–17, 出埃及記 34:13, 出埃及記 34:16, 出埃及記 34:22, 出埃及記 34:23, 出埃及記 34:24, 出埃及記 34:27–28, 出埃及記 34:29–35, 出埃及記 34:33, 出埃及記 35:1–40.38, 出埃及記 35:4–36.7, 出埃及記 37:1–29, 出埃及記 38:1–20, 出埃及記 38:8, 出埃及記 38:21, 出埃及記 38:21–29, 出埃及記 38:26, 出埃及記 39:1–31, 出埃及記 39:30, 出埃及記 39:32–43, 出埃及記 40:1–33, 出埃及記 40:2, 出埃及記 40:3, 出埃及記 40:33, 出埃及記 40:34–38, 出埃及記 40:38</w:t>
+      </w:r>
+    </w:p>
+    <w:p>
+      <w:r/>
+      <w:r>
+        <w:t xml:space="preserve"> </w:t>
+      </w:r>
+      <w:r/>
+      <w:r/>
+    </w:p>
+    <w:p>
+      <w:pPr>
+        <w:sectPr>
           <w:footnotePr>
             <w:numRestart w:val="eachSect"/>
           </w:footnotePr>

--- a/zht/docx/02.content.docx
+++ b/zht/docx/02.content.docx
@@ -163,13 +163,6 @@
         <w:rPr>
           <w:lang w:val="zh_TW" w:bidi="zh_TW"/>
         </w:rPr>
-      </w:r>
-      <w:r>
-        <w:rPr>
-          <w:i/>
-          <w:lang w:val="zh_TW" w:bidi="zh_TW"/>
-        </w:rPr>
-        <w:t>出埃及記 1:1, 出埃及記 1:1–22, 出埃及記 1:2–4, 出埃及記 1:5, 出埃及記 1:6–7, 出埃及記 1:8–10, 出埃及記 1:10, 出埃及記 1:11, 出埃及記 1:12, 出埃及記 1:14, 出埃及記 1:15, 出埃及記 1:16, 出埃及記 1:17, 出埃及記 1:19, 出埃及記 1:20–21, 出埃及記 2:1, 出埃及記 2:1–25, 出埃及記 2:2, 出埃及記 2:3, 出埃及記 2:5–6, 出埃及記 2:7–9, 出埃及記 2:10, 出埃及記 2:11–12, 出埃及記 2:11–15, 出埃及記 2:13, 出埃及記 2:14, 出埃及記 2:15, 出埃及記 2:16, 出埃及記 2:16–25, 出埃及記 2:17, 出埃及記 2:18–20, 出埃及記 2:24–25, 出埃及記 3:1, 出埃及記 3:1–10, 出埃及記 3:1–4:28, 出埃及記 3:2, 出埃及記 3:4, 出埃及記 3:5, 出埃及記 3:6, 出埃及記 3:7, 出埃及記 3:8, 出埃及記 3:10, 出埃及記 3:11–12, 出埃及記 3:11–4:17, 出埃及記 3:12, 出埃及記 3:13–22, 出埃及記 3:14, 出埃及記 3:15, 出埃及記 3:16–17, 出埃及記 3:18, 出埃及記 3:19, 出埃及記 3:20–21, 出埃及記 4:1–9, 出埃及記 4:3, 出埃及記 4:6, 出埃及記 4:9, 出埃及記 4:10–17, 出埃及記 4:11, 出埃及記 4:13, 出埃及記 4:14–17, 出埃及記 4:18, 出埃及記 4:20, 出埃及記 4:21–23, 出埃及記 4:24–26, 出埃及記 4:25, 出埃及記 4:27, 出埃及記 4:29–7:7, 出埃及記 4:31, 出埃及記 5:1, 出埃及記 5:1–14, 出埃及記 5:2, 出埃及記 5:3, 出埃及記 5:4–5, 出埃及記 5:6–14, 出埃及記 5:7, 出埃及記 5:22, 出埃及記 5:22–23, 出埃及記 6:1, 出埃及記 6:1–13, 出埃及記 6:2–3, 出埃及記 6:2–8, 出埃及記 6:7, 出埃及記 6:9, 出埃及記 6:10–13, 出埃及記 6:14–16, 出埃及記 6:14–30, 出埃及記 6:16–20, 出埃及記 6:18, 出埃及記 6:20–25, 出埃及記 7:1–7, 出埃及記 7:3, 出埃及記 7:5, 出埃及記 7:7, 出埃及記 7:8–11.10, 出埃及記 7:8–12.30, 出埃及記 7:9, 出埃及記 7:11, 出埃及記 7:14, 出埃及記 7:14–25, 出埃及記 7:22, 出埃及記 8:1–15, 出埃及記 8:7–8, 出埃及記 8:9, 出埃及記 8:10, 出埃及記 8:13, 出埃及記 8:16–19, 出埃及記 8:19, 出埃及記 8:20–32, 出埃及記 8:25, 出埃及記 8:26–27, 出埃及記 8:29–30, 出埃及記 9:1–7, 出埃及記 9:3, 出埃及記 9:5–6, 出埃及記 9:8–12, 出埃及記 9:12, 出埃及記 9:13–33, 出埃及記 9:14–17, 出埃及記 9:16, 出埃及記 9:20–21, 出埃及記 9:26, 出埃及記 9:27, 出埃及記 9:29, 出埃及記 10:1–20, 出埃及記 10:2, 出埃及記 10:4, 出埃及記 10:7–11, 出埃及記 10:13, 出埃及記 10:13–15, 出埃及記 10:17, 出埃及記 10:21–29, 出埃及記 10:24, 出埃及記 10:25–26, 出埃及記 10:27–29, 出埃及記 11:1–9, 出埃及記 11:3, 出埃及記 11:5, 出埃及記 11:7, 出埃及記 11:8, 出埃及記 12:1–30, 出埃及記 12:2, 出埃及記 12:5, 出埃及記 12:6, 出埃及記 12:7, 出埃及記 12:10, 出埃及記 12:11, 出埃及記 12:12, 出埃及記 12:14, 出埃及記 12:15, 出埃及記 12:22, 出埃及記 12:25, 出埃及記 12:26–27, 出埃及記 12:28–30, 出埃及記 12:31–33, 出埃及記 12:31–14.31, 出埃及記 12:35, 出埃及記 12:37, 出埃及記 12:38, 出埃及記 12:40, 出埃及記 12:43–50, 出埃及記 12:46, 出埃及記 12:51, 出埃及記 13:1–10, 出埃及記 13:1–16, 出埃及記 13:5, 出埃及記 13:9, 出埃及記 13:13, 出埃及記 13:16, 出埃及記 13:17–18, 出埃及記 13:17–14:4, 出埃及記 13:18, 出埃及記 13:19, 出埃及記 13:20, 出埃及記 13:21, 出埃及記 14:2, 出埃及記 14:4, 出埃及記 14:5–14, 出埃及記 14:6–7, 出埃及記 14:9, 出埃及記 14:10–12, 出埃及記 14:13–14, 出埃及記 14:15–31, 出埃及記 14:17, 出埃及記 14:19–25, 出埃及記 14:22, 出埃及記 14:25, 出埃及記 14:31, 出埃及記 15:1, 出埃及記 15:1–5, 出埃及記 15:1–18, 出埃及記 15:2, 出埃及記 15:3, 出埃及記 15:6, 出埃及記 15:6–12, 出埃及記 15:8, 出埃及記 15:9–10, 出埃及記 15:11, 出埃及記 15:13, 出埃及記 15:13–18, 出埃及記 15:14–15, 出埃及記 15:17, 出埃及記 15:19–21, 出埃及記 15:22–27, 出埃及記 15:22–18:27, 出埃及記 15:23, 出埃及記 15:24, 出埃及記 15:25, 出埃及記 15:26, 出埃及記 16:1–36, 出埃及記 16:2, 出埃及記 16:3, 出埃及記 16:4–5, 出埃及記 16:7, 出埃及記 16:15, 出埃及記 16:19–20, 出埃及記 16:21–30, 出埃及記 16:32–36, 出埃及記 16:35, 出埃及記 17:1, 出埃及記 17:2, 出埃及記 17:3, 出埃及記 17:6, 出埃及記 17:8, 出埃及記 17:8–16, 出埃及記 17:9, 出埃及記 17:9–13, 出埃及記 17:14–16, 出埃及記 17:15, 出埃及記 17:16, 出埃及記 18:1–12, 出埃及記 18:7, 出埃及記 18:13–16, 出埃及記 18:13–27, 出埃及記 18:17–18, 出埃及記 18:19–22, 出埃及記 19:1, 出埃及記 19:1–9, 出埃及記 19:2, 出埃及記 19:3, 出埃及記 19:5–6, 出埃及記 19:7–8, 出埃及記 19:9, 出埃及記 19:10–15, 出埃及記 19:16–25, 出埃及記 19:21–25, 出埃及記 20:1, 出埃及記 20:1–17, 出埃及記 20:1–23:33, 出埃及記 20:2, 出埃及記 20:3, 出埃及記 20:3–11, 出埃及記 20:3–17, 出埃及記 20:4, 出埃及記 20:5–6, 出埃及記 20:7, 出埃及記 20:8–11, 出埃及記 20:11, 出埃及記 20:12, 出埃及記 20:12–17, 出埃及記 20:13, 出埃及記 20:14, 出埃及記 20:15, 出埃及記 20:16, 出埃及記 20:17, 出埃及記 20:18–21, 出埃及記 20:18–26, 出埃及記 20:22–26, 出埃及記 21:1–11, 出埃及記 21:1–23.19, 出埃及記 21:1–23.33, 出埃及記 21:2, 出埃及記 21:3, 出埃及記 21:4–6, 出埃及記 21:7–9, 出埃及記 21:12–17, 出埃及記 21:14, 出埃及記 21:17, 出埃及記 21:18–27, 出埃及記 21:22–25, 出埃及記 21:28–32, 出埃及記 21:33–22:15, 出埃及記 22:16–31, 出埃及記 22:18, 出埃及記 22:20, 出埃及記 22:21, 出埃及記 22:22–23, 出埃及記 22:25–27, 出埃及記 22:30, 出埃及記 22:31, 出埃及記 23:1–3, 出埃及記 23:1–9, 出埃及記 23:7, 出埃及記 23:10–12, 出埃及記 23:14–17, 出埃及記 23:15, 出埃及記 23:16, 出埃及記 23:18, 出埃及記 23:19, 出埃及記 23:20–23, 出埃及記 23:20–33, 出埃及記 23:24, 出埃及記 23:26, 出埃及記 23:29–31, 出埃及記 23:31, 出埃及記 23:33, 出埃及記 24:1–2, 出埃及記 24:1–18, 出埃及記 24:3, 出埃及記 24:4, 出埃及記 24:6, 出埃及記 24:7, 出埃及記 24:8, 出埃及記 24:10, 出埃及記 24:11, 出埃及記 24:12, 出埃及記 24:17, 出埃及記 25:1–27.19, 出埃及記 25:1–40.38, 出埃及記 25:2, 出埃及記 25:8, 出埃及記 25:9, 出埃及記 25:10–22, 出埃及記 25:12–15, 出埃及記 25:17, 出埃及記 25:18, 出埃及記 25:22, 出埃及記 25:23–30, 出埃及記 25:29, 出埃及記 25:31–39, 出埃及記 26:1–37, 出埃及記 26:2–6, 出埃及記 26:9, 出埃及記 26:15, 出埃及記 26:19, 出埃及記 26:31, 出埃及記 26:33, 出埃及記 26:36–37, 出埃及記 27:1–8, 出埃及記 27:1–19, 出埃及記 27:2, 出埃及記 27:5, 出埃及記 27:9–19, 出埃及記 27:16, 出埃及記 27:19, 出埃及記 27:20–21, 出埃及記 27:20–30.38, 出埃及記 27:21, 出埃及記 28:1–2, 出埃及記 28:1–43, 出埃及記 28:6–14, 出埃及記 28:12, 出埃及記 28:15–30, 出埃及記 28:29, 出埃及記 28:30, 出埃及記 28:31–35, 出埃及記 28:36–38, 出埃及記 28:39, 出埃及記 28:42–43, 出埃及記 29:1, 出埃及記 29:1–37, 出埃及記 29:4, 出埃及記 29:7, 出埃及記 29:9, 出埃及記 29:10–34, 出埃及記 29:13, 出埃及記 29:14, 出埃及記 29:15–18, 出埃及記 29:18, 出埃及記 29:19–28, 出埃及記 29:20–21, 出埃及記 29:30, 出埃及記 29:31, 出埃及記 29:32–34, 出埃及記 29:33, 出埃及記 29:37, 出埃及記 29:38–41, 出埃及記 29:42–46, 出埃及記 29:46, 出埃及記 30:1–10, 出埃及記 30:6, 出埃及記 30:12, 出埃及記 30:17–21, 出埃及記 30:22–38, 出埃及記 30:33, 出埃及記 31:1–11, 出埃及記 31:3, 出埃及記 31:6, 出埃及記 31:11, 出埃及記 31:12–18, 出埃及記 31:14–15, 出埃及記 31:18, 出埃及記 32:1, 出埃及記 32:1–6, 出埃及記 32:1–35, 出埃及記 32:2–4, 出埃及記 32:4, 出埃及記 32:5, 出埃及記 32:6, 出埃及記 32:7, 出埃及記 32:9–10, 出埃及記 32:10, 出埃及記 32:11–13, 出埃及記 32:14, 出埃及記 32:15–29, 出埃及記 32:16, 出埃及記 32:19, 出埃及記 32:20, 出埃及記 32:21–25, 出埃及記 32:25, 出埃及記 32:26–29, 出埃及記 32:30–35, 出埃及記 32:32, 出埃及記 32:33, 出埃及記 32:34, 出埃及記 33:1–6, 出埃及記 33:2–3, 出埃及記 33:3, 出埃及記 33:4–6, 出埃及記 33:7, 出埃及記 33:7–11, 出埃及記 33:8–11, 出埃及記 33:11, 出埃及記 33:12, 出埃及記 33:12–23, 出埃及記 33:13, 出埃及記 33:14, 出埃及記 33:15–16, 出埃及記 33:17, 出埃及記 33:18, 出埃及記 33:19, 出埃及記 33:20–23, 出埃及記 34:1–3, 出埃及記 34:1–35, 出埃及記 34:5–6, 出埃及記 34:5–9, 出埃及記 34:6, 出埃及記 34:7, 出埃及記 34:8–9, 出埃及記 34:10–11, 出埃及記 34:10–26, 出埃及記 34:12–17, 出埃及記 34:13, 出埃及記 34:16, 出埃及記 34:22, 出埃及記 34:23, 出埃及記 34:24, 出埃及記 34:27–28, 出埃及記 34:29–35, 出埃及記 34:33, 出埃及記 35:1–40.38, 出埃及記 35:4–36.7, 出埃及記 37:1–29, 出埃及記 38:1–20, 出埃及記 38:8, 出埃及記 38:21, 出埃及記 38:21–29, 出埃及記 38:26, 出埃及記 39:1–31, 出埃及記 39:30, 出埃及記 39:32–43, 出埃及記 40:1–33, 出埃及記 40:2, 出埃及記 40:3, 出埃及記 40:33, 出埃及記 40:34–38, 出埃及記 40:38</w:t>
       </w:r>
       <w:r>
         <w:rPr>

--- a/zht/docx/02.content.docx
+++ b/zht/docx/02.content.docx
@@ -150,19 +150,6 @@
           <w:lang w:val="zh_TW" w:bidi="zh_TW"/>
         </w:rPr>
         <w:t>EXO</w:t>
-      </w:r>
-      <w:r>
-        <w:rPr>
-          <w:lang w:val="zh_TW" w:bidi="zh_TW"/>
-        </w:rPr>
-      </w:r>
-    </w:p>
-    <w:p>
-      <w:pPr/>
-      <w:r>
-        <w:rPr>
-          <w:lang w:val="zh_TW" w:bidi="zh_TW"/>
-        </w:rPr>
       </w:r>
       <w:r>
         <w:rPr>

--- a/zht/docx/02.content.docx
+++ b/zht/docx/02.content.docx
@@ -19,7 +19,7 @@
         <w:rPr>
           <w:lang w:val="zh_TW" w:bidi="zh_TW"/>
         </w:rPr>
-        <w:t>Resource: 研讀筆記 (Tyndale)</w:t>
+        <w:t>Resource: Tyndale Open Study Notes</w:t>
       </w:r>
       <w:r>
         <w:rPr>
@@ -112,7 +112,7 @@
         <w:rPr>
           <w:lang w:val="zh_TW" w:bidi="zh_TW"/>
         </w:rPr>
-        <w:t>研讀筆記 (Tyndale)</w:t>
+        <w:t>Tyndale Open Study Notes</w:t>
       </w:r>
     </w:p>
     <w:p>

--- a/zht/docx/02.content.docx
+++ b/zht/docx/02.content.docx
@@ -19,7 +19,7 @@
         <w:rPr>
           <w:lang w:val="zh_TW" w:bidi="zh_TW"/>
         </w:rPr>
-        <w:t>Resource: Tyndale Open Study Notes</w:t>
+        <w:t>Resource: Aquifer Open Study Notes</w:t>
       </w:r>
       <w:r>
         <w:rPr>
@@ -112,7 +112,7 @@
         <w:rPr>
           <w:lang w:val="zh_TW" w:bidi="zh_TW"/>
         </w:rPr>
-        <w:t>Tyndale Open Study Notes</w:t>
+        <w:t>Aquifer Open Study Notes</w:t>
       </w:r>
     </w:p>
     <w:p>
